--- a/paper/assets/ieee_ref.docx
+++ b/paper/assets/ieee_ref.docx
@@ -503,8 +503,18 @@
   <w:style w:type="paragraph" w:default="1" w:styleId="Normal">
     <w:name w:val="Normal"/>
     <w:qFormat/>
-    <w:rPr>
-      <w:rFonts w:ascii="Times New Roman" w:hAnsi="Times New Roman"/>
+    <w:pPr>
+      <w:keepNext w:val="0"/>
+      <w:spacing w:before="0" w:after="0" w:line="240" w:lineRule="auto"/>
+      <w:ind w:firstLine="0"/>
+      <w:jc w:val="both"/>
+    </w:pPr>
+    <w:rPr>
+      <w:rFonts w:ascii="Times New Roman" w:hAnsi="Times New Roman" w:cs="Times New Roman" w:eastAsia="Times New Roman"/>
+      <w:b w:val="0"/>
+      <w:i w:val="0"/>
+      <w:smallCaps w:val="0"/>
+      <w:color w:val="000000"/>
       <w:sz w:val="20"/>
     </w:rPr>
   </w:style>
@@ -514,10 +524,17 @@
     <w:link w:val="BodyTextChar"/>
     <w:qFormat/>
     <w:pPr>
-      <w:spacing w:before="180" w:after="180"/>
-    </w:pPr>
-    <w:rPr>
-      <w:rFonts w:ascii="Times New Roman" w:hAnsi="Times New Roman"/>
+      <w:keepNext w:val="0"/>
+      <w:spacing w:before="0" w:after="0" w:line="240" w:lineRule="auto"/>
+      <w:ind w:firstLine="180"/>
+      <w:jc w:val="both"/>
+    </w:pPr>
+    <w:rPr>
+      <w:rFonts w:ascii="Times New Roman" w:hAnsi="Times New Roman" w:cs="Times New Roman" w:eastAsia="Times New Roman"/>
+      <w:b w:val="0"/>
+      <w:i w:val="0"/>
+      <w:smallCaps w:val="0"/>
+      <w:color w:val="000000"/>
       <w:sz w:val="20"/>
     </w:rPr>
   </w:style>
@@ -526,8 +543,18 @@
     <w:basedOn w:val="BodyText"/>
     <w:next w:val="BodyText"/>
     <w:qFormat/>
-    <w:rPr>
-      <w:rFonts w:ascii="Times New Roman" w:hAnsi="Times New Roman"/>
+    <w:pPr>
+      <w:keepNext w:val="0"/>
+      <w:spacing w:before="0" w:after="0" w:line="240" w:lineRule="auto"/>
+      <w:ind w:firstLine="180"/>
+      <w:jc w:val="both"/>
+    </w:pPr>
+    <w:rPr>
+      <w:rFonts w:ascii="Times New Roman" w:hAnsi="Times New Roman" w:cs="Times New Roman" w:eastAsia="Times New Roman"/>
+      <w:b w:val="0"/>
+      <w:i w:val="0"/>
+      <w:smallCaps w:val="0"/>
+      <w:color w:val="000000"/>
       <w:sz w:val="20"/>
     </w:rPr>
   </w:style>
@@ -536,8 +563,19 @@
     <w:basedOn w:val="BodyText"/>
     <w:qFormat/>
     <w:pPr>
-      <w:spacing w:before="36" w:after="36"/>
-    </w:pPr>
+      <w:keepNext w:val="0"/>
+      <w:spacing w:before="0" w:after="0" w:line="240" w:lineRule="auto"/>
+      <w:ind w:firstLine="0"/>
+      <w:jc w:val="left"/>
+    </w:pPr>
+    <w:rPr>
+      <w:rFonts w:ascii="Times New Roman" w:hAnsi="Times New Roman" w:cs="Times New Roman" w:eastAsia="Times New Roman"/>
+      <w:b w:val="0"/>
+      <w:i w:val="0"/>
+      <w:smallCaps w:val="0"/>
+      <w:color w:val="000000"/>
+      <w:sz w:val="16"/>
+    </w:rPr>
   </w:style>
   <w:style w:type="paragraph" w:styleId="Title">
     <w:name w:val="Title"/>
@@ -548,14 +586,19 @@
     <w:qFormat/>
     <w:rsid w:val="00A10FD9"/>
     <w:pPr>
-      <w:spacing w:after="80" w:line="240" w:lineRule="auto"/>
+      <w:keepNext w:val="0"/>
+      <w:spacing w:after="200" w:line="240" w:lineRule="auto" w:before="0"/>
+      <w:ind w:firstLine="0"/>
       <w:contextualSpacing/>
       <w:jc w:val="center"/>
     </w:pPr>
     <w:rPr>
-      <w:rFonts w:ascii="Times New Roman" w:hAnsi="Times New Roman"/>
-      <w:b/>
-      <w:sz w:val="44"/>
+      <w:rFonts w:ascii="Times New Roman" w:hAnsi="Times New Roman" w:cs="Times New Roman" w:eastAsia="Times New Roman"/>
+      <w:b w:val="0"/>
+      <w:i w:val="0"/>
+      <w:smallCaps w:val="0"/>
+      <w:color w:val="000000"/>
+      <w:sz w:val="48"/>
       <w:szCs w:val="56"/>
     </w:rPr>
   </w:style>
@@ -611,12 +654,18 @@
     <w:next w:val="BodyText"/>
     <w:qFormat/>
     <w:pPr>
-      <w:keepNext/>
+      <w:keepNext w:val="0"/>
       <w:keepLines/>
+      <w:spacing w:before="0" w:after="240" w:line="240" w:lineRule="auto"/>
+      <w:ind w:firstLine="0"/>
       <w:jc w:val="center"/>
     </w:pPr>
     <w:rPr>
-      <w:rFonts w:ascii="Times New Roman" w:hAnsi="Times New Roman"/>
+      <w:rFonts w:ascii="Times New Roman" w:hAnsi="Times New Roman" w:cs="Times New Roman" w:eastAsia="Times New Roman"/>
+      <w:b w:val="0"/>
+      <w:i w:val="0"/>
+      <w:smallCaps w:val="0"/>
+      <w:color w:val="000000"/>
       <w:sz w:val="22"/>
       <w:szCs w:val="24"/>
     </w:rPr>
@@ -641,114 +690,142 @@
     <w:next w:val="Abstract"/>
     <w:qFormat/>
     <w:pPr>
+      <w:keepNext w:val="0"/>
+      <w:keepLines/>
+      <w:spacing w:before="0" w:after="0" w:line="240" w:lineRule="auto"/>
+      <w:ind w:firstLine="0"/>
+      <w:jc w:val="center"/>
+    </w:pPr>
+    <w:rPr>
+      <w:rFonts w:ascii="Times New Roman" w:hAnsi="Times New Roman" w:cs="Times New Roman" w:eastAsia="Times New Roman"/>
+      <w:b/>
+      <w:i w:val="0"/>
+      <w:smallCaps w:val="0"/>
+      <w:color w:val="000000"/>
+      <w:sz w:val="18"/>
+      <w:szCs w:val="20"/>
+    </w:rPr>
+  </w:style>
+  <w:style w:type="paragraph" w:customStyle="1" w:styleId="Abstract">
+    <w:name w:val="Abstract"/>
+    <w:basedOn w:val="Normal"/>
+    <w:next w:val="BodyText"/>
+    <w:qFormat/>
+    <w:pPr>
+      <w:keepNext w:val="0"/>
+      <w:keepLines/>
+      <w:spacing w:before="0" w:after="80" w:line="240" w:lineRule="auto"/>
+      <w:ind w:firstLine="0"/>
+      <w:jc w:val="both"/>
+    </w:pPr>
+    <w:rPr>
+      <w:rFonts w:ascii="Times New Roman" w:hAnsi="Times New Roman" w:cs="Times New Roman" w:eastAsia="Times New Roman"/>
+      <w:b/>
+      <w:i w:val="0"/>
+      <w:smallCaps w:val="0"/>
+      <w:color w:val="000000"/>
+      <w:sz w:val="18"/>
+      <w:szCs w:val="20"/>
+    </w:rPr>
+  </w:style>
+  <w:style w:type="paragraph" w:styleId="Bibliography">
+    <w:name w:val="Bibliography"/>
+    <w:basedOn w:val="Normal"/>
+    <w:next w:val="Bibliography"/>
+    <w:qFormat/>
+    <w:pPr>
+      <w:keepNext w:val="0"/>
+      <w:spacing w:before="0" w:after="40" w:line="240" w:lineRule="auto"/>
+      <w:ind w:firstLine="0"/>
+      <w:jc w:val="left"/>
+    </w:pPr>
+    <w:rPr>
+      <w:rFonts w:ascii="Times New Roman" w:hAnsi="Times New Roman" w:cs="Times New Roman" w:eastAsia="Times New Roman"/>
+      <w:b w:val="0"/>
+      <w:i w:val="0"/>
+      <w:smallCaps w:val="0"/>
+      <w:color w:val="000000"/>
+      <w:sz w:val="16"/>
+    </w:rPr>
+  </w:style>
+  <w:style w:type="paragraph" w:styleId="Heading1">
+    <w:name w:val="heading 1"/>
+    <w:basedOn w:val="Normal"/>
+    <w:next w:val="BodyText"/>
+    <w:link w:val="Heading1Char"/>
+    <w:uiPriority w:val="9"/>
+    <w:qFormat/>
+    <w:rsid w:val="00A10FD9"/>
+    <w:pPr>
       <w:keepNext/>
       <w:keepLines/>
-      <w:spacing w:before="300" w:after="0"/>
+      <w:spacing w:before="200" w:after="80" w:line="240" w:lineRule="auto"/>
+      <w:ind w:firstLine="0"/>
       <w:jc w:val="center"/>
-    </w:pPr>
-    <w:rPr>
-      <w:rFonts w:ascii="Times New Roman" w:hAnsi="Times New Roman"/>
-      <w:b/>
-      <w:i/>
+      <w:outlineLvl w:val="0"/>
+    </w:pPr>
+    <w:rPr>
+      <w:rFonts w:ascii="Times New Roman" w:hAnsi="Times New Roman" w:cs="Times New Roman" w:eastAsia="Times New Roman"/>
+      <w:b w:val="0"/>
+      <w:i w:val="0"/>
+      <w:smallCaps/>
+      <w:color w:val="000000"/>
       <w:sz w:val="20"/>
-      <w:szCs w:val="20"/>
-    </w:rPr>
-  </w:style>
-  <w:style w:type="paragraph" w:customStyle="1" w:styleId="Abstract">
-    <w:name w:val="Abstract"/>
+      <w:szCs w:val="40"/>
+    </w:rPr>
+  </w:style>
+  <w:style w:type="paragraph" w:styleId="Heading2">
+    <w:name w:val="heading 2"/>
     <w:basedOn w:val="Normal"/>
     <w:next w:val="BodyText"/>
-    <w:qFormat/>
+    <w:link w:val="Heading2Char"/>
+    <w:uiPriority w:val="9"/>
+    <w:semiHidden/>
+    <w:unhideWhenUsed/>
+    <w:qFormat/>
+    <w:rsid w:val="00A10FD9"/>
     <w:pPr>
       <w:keepNext/>
       <w:keepLines/>
-      <w:spacing w:before="100" w:after="300"/>
-    </w:pPr>
-    <w:rPr>
-      <w:rFonts w:ascii="Times New Roman" w:hAnsi="Times New Roman"/>
+      <w:spacing w:before="120" w:after="60" w:line="240" w:lineRule="auto"/>
+      <w:ind w:firstLine="0"/>
+      <w:jc w:val="left"/>
+      <w:outlineLvl w:val="1"/>
+    </w:pPr>
+    <w:rPr>
+      <w:rFonts w:ascii="Times New Roman" w:hAnsi="Times New Roman" w:cs="Times New Roman" w:eastAsia="Times New Roman"/>
+      <w:b w:val="0"/>
       <w:i/>
-      <w:sz w:val="18"/>
-      <w:szCs w:val="20"/>
-    </w:rPr>
-  </w:style>
-  <w:style w:type="paragraph" w:styleId="Bibliography">
-    <w:name w:val="Bibliography"/>
-    <w:basedOn w:val="Normal"/>
-    <w:next w:val="Bibliography"/>
-    <w:qFormat/>
-    <w:pPr/>
-    <w:rPr>
-      <w:rFonts w:ascii="Times New Roman" w:hAnsi="Times New Roman"/>
-      <w:sz w:val="18"/>
-    </w:rPr>
-  </w:style>
-  <w:style w:type="paragraph" w:styleId="Heading1">
-    <w:name w:val="heading 1"/>
+      <w:smallCaps w:val="0"/>
+      <w:color w:val="000000"/>
+      <w:sz w:val="20"/>
+      <w:szCs w:val="32"/>
+    </w:rPr>
+  </w:style>
+  <w:style w:type="paragraph" w:styleId="Heading3">
+    <w:name w:val="heading 3"/>
     <w:basedOn w:val="Normal"/>
     <w:next w:val="BodyText"/>
-    <w:link w:val="Heading1Char"/>
-    <w:uiPriority w:val="9"/>
+    <w:link w:val="Heading3Char"/>
+    <w:uiPriority w:val="9"/>
+    <w:semiHidden/>
+    <w:unhideWhenUsed/>
     <w:qFormat/>
     <w:rsid w:val="00A10FD9"/>
     <w:pPr>
       <w:keepNext/>
       <w:keepLines/>
-      <w:spacing w:before="360" w:after="80"/>
-      <w:outlineLvl w:val="0"/>
-    </w:pPr>
-    <w:rPr>
-      <w:rFonts w:ascii="Times New Roman" w:hAnsi="Times New Roman"/>
-      <w:b/>
-      <w:color w:val="0F4761" w:themeColor="accent1" w:themeShade="BF"/>
-      <w:sz w:val="22"/>
-      <w:szCs w:val="40"/>
-    </w:rPr>
-  </w:style>
-  <w:style w:type="paragraph" w:styleId="Heading2">
-    <w:name w:val="heading 2"/>
-    <w:basedOn w:val="Normal"/>
-    <w:next w:val="BodyText"/>
-    <w:link w:val="Heading2Char"/>
-    <w:uiPriority w:val="9"/>
-    <w:semiHidden/>
-    <w:unhideWhenUsed/>
-    <w:qFormat/>
-    <w:rsid w:val="00A10FD9"/>
-    <w:pPr>
-      <w:keepNext/>
-      <w:keepLines/>
-      <w:spacing w:before="160" w:after="80"/>
-      <w:outlineLvl w:val="1"/>
-    </w:pPr>
-    <w:rPr>
-      <w:rFonts w:ascii="Times New Roman" w:hAnsi="Times New Roman"/>
-      <w:b/>
+      <w:spacing w:before="80" w:after="40" w:line="240" w:lineRule="auto"/>
+      <w:ind w:firstLine="0"/>
+      <w:jc w:val="left"/>
+      <w:outlineLvl w:val="2"/>
+    </w:pPr>
+    <w:rPr>
+      <w:rFonts w:ascii="Times New Roman" w:hAnsi="Times New Roman" w:cs="Times New Roman" w:eastAsia="Times New Roman"/>
+      <w:b w:val="0"/>
       <w:i/>
-      <w:color w:val="0F4761" w:themeColor="accent1" w:themeShade="BF"/>
-      <w:sz w:val="20"/>
-      <w:szCs w:val="32"/>
-    </w:rPr>
-  </w:style>
-  <w:style w:type="paragraph" w:styleId="Heading3">
-    <w:name w:val="heading 3"/>
-    <w:basedOn w:val="Normal"/>
-    <w:next w:val="BodyText"/>
-    <w:link w:val="Heading3Char"/>
-    <w:uiPriority w:val="9"/>
-    <w:semiHidden/>
-    <w:unhideWhenUsed/>
-    <w:qFormat/>
-    <w:rsid w:val="00A10FD9"/>
-    <w:pPr>
-      <w:keepNext/>
-      <w:keepLines/>
-      <w:spacing w:before="160" w:after="80"/>
-      <w:outlineLvl w:val="2"/>
-    </w:pPr>
-    <w:rPr>
-      <w:rFonts w:ascii="Times New Roman" w:hAnsi="Times New Roman"/>
-      <w:i/>
-      <w:color w:val="0F4761" w:themeColor="accent1" w:themeShade="BF"/>
+      <w:smallCaps w:val="0"/>
+      <w:color w:val="000000"/>
       <w:sz w:val="20"/>
       <w:szCs w:val="28"/>
     </w:rPr>
@@ -1023,6 +1100,20 @@
     <w:uiPriority w:val="9"/>
     <w:unhideWhenUsed/>
     <w:qFormat/>
+    <w:pPr>
+      <w:keepNext w:val="0"/>
+      <w:spacing w:before="0" w:after="0" w:line="240" w:lineRule="auto"/>
+      <w:ind w:firstLine="0"/>
+      <w:jc w:val="both"/>
+    </w:pPr>
+    <w:rPr>
+      <w:rFonts w:ascii="Times New Roman" w:hAnsi="Times New Roman" w:cs="Times New Roman" w:eastAsia="Times New Roman"/>
+      <w:b w:val="0"/>
+      <w:i w:val="0"/>
+      <w:smallCaps w:val="0"/>
+      <w:color w:val="000000"/>
+      <w:sz w:val="16"/>
+    </w:rPr>
   </w:style>
   <w:style w:type="paragraph" w:styleId="FootnoteBlockText">
     <w:name w:val="Footnote Block Text"/>
@@ -1104,32 +1195,72 @@
     <w:basedOn w:val="Caption"/>
     <w:pPr>
       <w:keepNext/>
-    </w:pPr>
-    <w:rPr>
-      <w:rFonts w:ascii="Times New Roman" w:hAnsi="Times New Roman"/>
-      <w:i/>
+      <w:spacing w:before="120" w:after="80" w:line="240" w:lineRule="auto"/>
+      <w:ind w:firstLine="0"/>
+      <w:jc w:val="center"/>
+    </w:pPr>
+    <w:rPr>
+      <w:rFonts w:ascii="Times New Roman" w:hAnsi="Times New Roman" w:cs="Times New Roman" w:eastAsia="Times New Roman"/>
+      <w:b w:val="0"/>
+      <w:i w:val="0"/>
+      <w:smallCaps/>
+      <w:color w:val="000000"/>
       <w:sz w:val="16"/>
     </w:rPr>
   </w:style>
   <w:style w:type="paragraph" w:customStyle="1" w:styleId="ImageCaption">
     <w:name w:val="Image Caption"/>
     <w:basedOn w:val="Caption"/>
-    <w:rPr>
-      <w:rFonts w:ascii="Times New Roman" w:hAnsi="Times New Roman"/>
-      <w:i/>
+    <w:pPr>
+      <w:keepNext w:val="0"/>
+      <w:spacing w:before="40" w:after="160" w:line="240" w:lineRule="auto"/>
+      <w:ind w:firstLine="0"/>
+      <w:jc w:val="both"/>
+    </w:pPr>
+    <w:rPr>
+      <w:rFonts w:ascii="Times New Roman" w:hAnsi="Times New Roman" w:cs="Times New Roman" w:eastAsia="Times New Roman"/>
+      <w:b w:val="0"/>
+      <w:i w:val="0"/>
+      <w:smallCaps w:val="0"/>
+      <w:color w:val="000000"/>
       <w:sz w:val="16"/>
     </w:rPr>
   </w:style>
   <w:style w:type="paragraph" w:customStyle="1" w:styleId="Figure">
     <w:name w:val="Figure"/>
     <w:basedOn w:val="Normal"/>
+    <w:pPr>
+      <w:keepNext/>
+      <w:spacing w:before="0" w:after="0" w:line="240" w:lineRule="auto"/>
+      <w:ind w:firstLine="0"/>
+      <w:jc w:val="center"/>
+    </w:pPr>
+    <w:rPr>
+      <w:rFonts w:ascii="Times New Roman" w:hAnsi="Times New Roman" w:cs="Times New Roman" w:eastAsia="Times New Roman"/>
+      <w:b w:val="0"/>
+      <w:i w:val="0"/>
+      <w:smallCaps w:val="0"/>
+      <w:color w:val="000000"/>
+      <w:sz w:val="16"/>
+    </w:rPr>
   </w:style>
   <w:style w:type="paragraph" w:customStyle="1" w:styleId="CaptionedFigure">
     <w:name w:val="Captioned Figure"/>
     <w:basedOn w:val="Figure"/>
     <w:pPr>
       <w:keepNext/>
-    </w:pPr>
+      <w:spacing w:before="80" w:after="0" w:line="240" w:lineRule="auto"/>
+      <w:ind w:firstLine="0"/>
+      <w:jc w:val="center"/>
+    </w:pPr>
+    <w:rPr>
+      <w:rFonts w:ascii="Times New Roman" w:hAnsi="Times New Roman" w:cs="Times New Roman" w:eastAsia="Times New Roman"/>
+      <w:b w:val="0"/>
+      <w:i w:val="0"/>
+      <w:smallCaps w:val="0"/>
+      <w:color w:val="000000"/>
+      <w:sz w:val="16"/>
+    </w:rPr>
   </w:style>
   <w:style w:type="character" w:customStyle="1" w:styleId="BodyTextChar">
     <w:name w:val="Body Text Char"/>
@@ -1140,8 +1271,12 @@
     <w:name w:val="Verbatim Char"/>
     <w:basedOn w:val="BodyTextChar"/>
     <w:rPr>
-      <w:rFonts w:ascii="Consolas" w:hAnsi="Consolas"/>
-      <w:sz w:val="22"/>
+      <w:rFonts w:ascii="Courier New" w:hAnsi="Courier New" w:cs="Courier New" w:eastAsia="Courier New"/>
+      <w:b w:val="0"/>
+      <w:i w:val="0"/>
+      <w:smallCaps w:val="0"/>
+      <w:color w:val="000000"/>
+      <w:sz w:val="18"/>
     </w:rPr>
   </w:style>
   <w:style w:type="character" w:customStyle="1" w:styleId="SectionNumber">
@@ -1159,7 +1294,12 @@
     <w:name w:val="Hyperlink"/>
     <w:basedOn w:val="BodyTextChar"/>
     <w:rPr>
-      <w:color w:val="4F81BD" w:themeColor="accent1"/>
+      <w:rFonts w:ascii="Times New Roman" w:hAnsi="Times New Roman" w:cs="Times New Roman" w:eastAsia="Times New Roman"/>
+      <w:b w:val="0"/>
+      <w:i w:val="0"/>
+      <w:smallCaps w:val="0"/>
+      <w:color w:val="000000"/>
+      <w:u w:val="none"/>
     </w:rPr>
   </w:style>
   <w:style w:type="paragraph" w:styleId="TOCHeading">
